--- a/Artifacts/Documents/Deployment Guide.docx
+++ b/Artifacts/Documents/Deployment Guide.docx
@@ -5,14 +5,23 @@
     <w:p>
       <w:pPr>
         <w:rPr>
-          <w:lang w:val="en-US"/>
-        </w:rPr>
-      </w:pPr>
-      <w:r>
-        <w:rPr>
+          <w:b/>
+          <w:lang w:val="en-US"/>
+        </w:rPr>
+      </w:pPr>
+      <w:r>
+        <w:rPr>
+          <w:b/>
           <w:lang w:val="en-US"/>
         </w:rPr>
         <w:t>Deployment Guide</w:t>
+      </w:r>
+      <w:r>
+        <w:rPr>
+          <w:b/>
+          <w:lang w:val="en-US"/>
+        </w:rPr>
+        <w:t xml:space="preserve"> for running the solutions from Docker</w:t>
       </w:r>
     </w:p>
     <w:p>
@@ -30,7 +39,19 @@
         <w:rPr>
           <w:lang w:val="en-US"/>
         </w:rPr>
-        <w:t>Create a folder for Smart Cart</w:t>
+        <w:t>Create a folder for “Smart</w:t>
+      </w:r>
+      <w:r>
+        <w:rPr>
+          <w:lang w:val="en-US"/>
+        </w:rPr>
+        <w:t>Cart</w:t>
+      </w:r>
+      <w:r>
+        <w:rPr>
+          <w:lang w:val="en-US"/>
+        </w:rPr>
+        <w:t>Docker”</w:t>
       </w:r>
     </w:p>
     <w:p>
@@ -54,33 +75,50 @@
     <w:p>
       <w:pPr>
         <w:pStyle w:val="ListParagraph"/>
-        <w:numPr>
-          <w:ilvl w:val="0"/>
-          <w:numId w:val="1"/>
-        </w:numPr>
-        <w:rPr>
-          <w:lang w:val="en-US"/>
-        </w:rPr>
-      </w:pPr>
-      <w:r>
-        <w:rPr>
-          <w:lang w:val="en-US"/>
-        </w:rPr>
-        <w:t xml:space="preserve">Create </w:t>
-      </w:r>
-      <w:proofErr w:type="spellStart"/>
-      <w:r>
-        <w:rPr>
-          <w:lang w:val="en-US"/>
-        </w:rPr>
-        <w:t>docker</w:t>
-      </w:r>
-      <w:proofErr w:type="spellEnd"/>
-      <w:r>
-        <w:rPr>
-          <w:lang w:val="en-US"/>
-        </w:rPr>
-        <w:t xml:space="preserve"> file API</w:t>
+        <w:rPr>
+          <w:lang w:val="en-US"/>
+        </w:rPr>
+      </w:pPr>
+      <w:r>
+        <w:rPr>
+          <w:noProof/>
+          <w:lang w:eastAsia="en-IN"/>
+        </w:rPr>
+        <w:drawing>
+          <wp:inline distT="0" distB="0" distL="0" distR="0" wp14:anchorId="41AC0D04" wp14:editId="007C3570">
+            <wp:extent cx="5731510" cy="1988185"/>
+            <wp:effectExtent l="0" t="0" r="2540" b="0"/>
+            <wp:docPr id="1" name="Picture 1"/>
+            <wp:cNvGraphicFramePr>
+              <a:graphicFrameLocks xmlns:a="http://schemas.openxmlformats.org/drawingml/2006/main" noChangeAspect="1"/>
+            </wp:cNvGraphicFramePr>
+            <a:graphic xmlns:a="http://schemas.openxmlformats.org/drawingml/2006/main">
+              <a:graphicData uri="http://schemas.openxmlformats.org/drawingml/2006/picture">
+                <pic:pic xmlns:pic="http://schemas.openxmlformats.org/drawingml/2006/picture">
+                  <pic:nvPicPr>
+                    <pic:cNvPr id="1" name=""/>
+                    <pic:cNvPicPr/>
+                  </pic:nvPicPr>
+                  <pic:blipFill>
+                    <a:blip r:embed="rId5"/>
+                    <a:stretch>
+                      <a:fillRect/>
+                    </a:stretch>
+                  </pic:blipFill>
+                  <pic:spPr>
+                    <a:xfrm>
+                      <a:off x="0" y="0"/>
+                      <a:ext cx="5731510" cy="1988185"/>
+                    </a:xfrm>
+                    <a:prstGeom prst="rect">
+                      <a:avLst/>
+                    </a:prstGeom>
+                  </pic:spPr>
+                </pic:pic>
+              </a:graphicData>
+            </a:graphic>
+          </wp:inline>
+        </w:drawing>
       </w:r>
     </w:p>
     <w:p>
@@ -98,21 +136,19 @@
         <w:rPr>
           <w:lang w:val="en-US"/>
         </w:rPr>
-        <w:t xml:space="preserve">Create </w:t>
-      </w:r>
-      <w:proofErr w:type="spellStart"/>
-      <w:r>
-        <w:rPr>
-          <w:lang w:val="en-US"/>
-        </w:rPr>
-        <w:t>docker</w:t>
-      </w:r>
-      <w:proofErr w:type="spellEnd"/>
-      <w:r>
-        <w:rPr>
-          <w:lang w:val="en-US"/>
-        </w:rPr>
-        <w:t xml:space="preserve"> file for API</w:t>
+        <w:t xml:space="preserve">Create docker file </w:t>
+      </w:r>
+      <w:r>
+        <w:rPr>
+          <w:lang w:val="en-US"/>
+        </w:rPr>
+        <w:t xml:space="preserve">for </w:t>
+      </w:r>
+      <w:r>
+        <w:rPr>
+          <w:lang w:val="en-US"/>
+        </w:rPr>
+        <w:t>API</w:t>
       </w:r>
     </w:p>
     <w:p>
@@ -130,21 +166,13 @@
         <w:rPr>
           <w:lang w:val="en-US"/>
         </w:rPr>
-        <w:t xml:space="preserve">Create </w:t>
-      </w:r>
-      <w:proofErr w:type="spellStart"/>
-      <w:r>
-        <w:rPr>
-          <w:lang w:val="en-US"/>
-        </w:rPr>
-        <w:t>DockerFile</w:t>
-      </w:r>
-      <w:proofErr w:type="spellEnd"/>
-      <w:r>
-        <w:rPr>
-          <w:lang w:val="en-US"/>
-        </w:rPr>
-        <w:t xml:space="preserve"> for Redis</w:t>
+        <w:t xml:space="preserve">Create docker file for </w:t>
+      </w:r>
+      <w:r>
+        <w:rPr>
+          <w:lang w:val="en-US"/>
+        </w:rPr>
+        <w:t>UI</w:t>
       </w:r>
     </w:p>
     <w:p>
@@ -162,10 +190,146 @@
         <w:rPr>
           <w:lang w:val="en-US"/>
         </w:rPr>
-        <w:t xml:space="preserve">Create the compose YML file </w:t>
+        <w:t>Create DockerFile for Redis</w:t>
+      </w:r>
+    </w:p>
+    <w:p>
+      <w:pPr>
+        <w:pStyle w:val="ListParagraph"/>
+        <w:numPr>
+          <w:ilvl w:val="0"/>
+          <w:numId w:val="1"/>
+        </w:numPr>
+        <w:rPr>
+          <w:lang w:val="en-US"/>
+        </w:rPr>
+      </w:pPr>
+      <w:r>
+        <w:rPr>
+          <w:lang w:val="en-US"/>
+        </w:rPr>
+        <w:t>Create the compose YML file</w:t>
+      </w:r>
+    </w:p>
+    <w:p>
+      <w:pPr>
+        <w:pStyle w:val="ListParagraph"/>
+        <w:numPr>
+          <w:ilvl w:val="0"/>
+          <w:numId w:val="1"/>
+        </w:numPr>
+        <w:rPr>
+          <w:lang w:val="en-US"/>
+        </w:rPr>
+      </w:pPr>
+      <w:r>
+        <w:rPr>
+          <w:lang w:val="en-US"/>
+        </w:rPr>
+        <w:t xml:space="preserve">The solution is pointing to the local DB now. The DB location can be changed in compose YML file for the </w:t>
+      </w:r>
+      <w:r>
+        <w:rPr>
+          <w:lang w:val="en-US"/>
+        </w:rPr>
+        <w:t>ConnectionStrings</w:t>
+      </w:r>
+      <w:r>
+        <w:rPr>
+          <w:lang w:val="en-US"/>
+        </w:rPr>
+        <w:t>.</w:t>
       </w:r>
       <w:bookmarkStart w:id="0" w:name="_GoBack"/>
       <w:bookmarkEnd w:id="0"/>
+    </w:p>
+    <w:p>
+      <w:pPr>
+        <w:rPr>
+          <w:b/>
+          <w:lang w:val="en-US"/>
+        </w:rPr>
+      </w:pPr>
+      <w:r>
+        <w:rPr>
+          <w:b/>
+          <w:lang w:val="en-US"/>
+        </w:rPr>
+        <w:t>Attachments</w:t>
+      </w:r>
+    </w:p>
+    <w:p>
+      <w:pPr>
+        <w:rPr>
+          <w:lang w:val="en-US"/>
+        </w:rPr>
+      </w:pPr>
+    </w:p>
+    <w:p>
+      <w:pPr>
+        <w:rPr>
+          <w:lang w:val="en-US"/>
+        </w:rPr>
+      </w:pPr>
+      <w:r>
+        <w:rPr>
+          <w:lang w:val="en-US"/>
+        </w:rPr>
+        <w:object w:dxaOrig="1518" w:dyaOrig="987">
+          <v:shapetype id="_x0000_t75" coordsize="21600,21600" o:spt="75" o:preferrelative="t" path="m@4@5l@4@11@9@11@9@5xe" filled="f" stroked="f">
+            <v:stroke joinstyle="miter"/>
+            <v:formulas>
+              <v:f eqn="if lineDrawn pixelLineWidth 0"/>
+              <v:f eqn="sum @0 1 0"/>
+              <v:f eqn="sum 0 0 @1"/>
+              <v:f eqn="prod @2 1 2"/>
+              <v:f eqn="prod @3 21600 pixelWidth"/>
+              <v:f eqn="prod @3 21600 pixelHeight"/>
+              <v:f eqn="sum @0 0 1"/>
+              <v:f eqn="prod @6 1 2"/>
+              <v:f eqn="prod @7 21600 pixelWidth"/>
+              <v:f eqn="sum @8 21600 0"/>
+              <v:f eqn="prod @7 21600 pixelHeight"/>
+              <v:f eqn="sum @10 21600 0"/>
+            </v:formulas>
+            <v:path o:extrusionok="f" gradientshapeok="t" o:connecttype="rect"/>
+            <o:lock v:ext="edit" aspectratio="t"/>
+          </v:shapetype>
+          <v:shape id="_x0000_i1027" type="#_x0000_t75" style="width:76.2pt;height:49.2pt" o:ole="">
+            <v:imagedata r:id="rId6" o:title=""/>
+          </v:shape>
+          <o:OLEObject Type="Embed" ProgID="Package" ShapeID="_x0000_i1027" DrawAspect="Icon" ObjectID="_1829915006" r:id="rId7"/>
+        </w:object>
+      </w:r>
+      <w:r>
+        <w:rPr>
+          <w:lang w:val="en-US"/>
+        </w:rPr>
+        <w:object w:dxaOrig="1518" w:dyaOrig="987">
+          <v:shape id="_x0000_i1026" type="#_x0000_t75" style="width:76.2pt;height:49.2pt" o:ole="">
+            <v:imagedata r:id="rId8" o:title=""/>
+          </v:shape>
+          <o:OLEObject Type="Embed" ProgID="Package" ShapeID="_x0000_i1026" DrawAspect="Icon" ObjectID="_1829915007" r:id="rId9"/>
+        </w:object>
+      </w:r>
+      <w:r>
+        <w:rPr>
+          <w:lang w:val="en-US"/>
+        </w:rPr>
+        <w:object w:dxaOrig="1518" w:dyaOrig="987">
+          <v:shape id="_x0000_i1025" type="#_x0000_t75" style="width:76.2pt;height:49.2pt" o:ole="">
+            <v:imagedata r:id="rId10" o:title=""/>
+          </v:shape>
+          <o:OLEObject Type="Embed" ProgID="Package" ShapeID="_x0000_i1025" DrawAspect="Icon" ObjectID="_1829915008" r:id="rId11"/>
+        </w:object>
+      </w:r>
+    </w:p>
+    <w:p>
+      <w:pPr>
+        <w:rPr>
+          <w:lang w:val="en-US"/>
+        </w:rPr>
+      </w:pPr>
     </w:p>
     <w:sectPr>
       <w:pgSz w:w="11906" w:h="16838"/>
